--- a/ppa-speech-therapy-user-guide.docx
+++ b/ppa-speech-therapy-user-guide.docx
@@ -1364,7 +1364,7 @@
           <w:sz w:val="22"/>
           <w:szCs w:val="22"/>
         </w:rPr>
-        <w:t xml:space="preserve">The app opens to the AI Therapist module. The sidebar on the left lets you switch between all nine modules at any time. There is no login required.</w:t>
+        <w:t xml:space="preserve">The app opens to the AI Therapist module. The sidebar on the left lets you switch between all nine modules at any time. There is no login required. The app can be used in a browser on any device, or installed directly on an iPad as a home-screen app (see below).</w:t>
       </w:r>
     </w:p>
     <w:p>
@@ -1457,6 +1457,258 @@
           <w:sz w:val="26"/>
           <w:szCs w:val="26"/>
         </w:rPr>
+        <w:t xml:space="preserve">Installing on iPad</w:t>
+      </w:r>
+    </w:p>
+    <w:p>
+      <w:pPr>
+        <w:spacing w:before="60" w:after="60"/>
+      </w:pPr>
+      <w:r>
+        <w:rPr>
+          <w:rFonts w:ascii="Arial" w:cs="Arial" w:eastAsia="Arial" w:hAnsi="Arial"/>
+          <w:color w:val="2D3B36"/>
+          <w:sz w:val="22"/>
+          <w:szCs w:val="22"/>
+        </w:rPr>
+        <w:t xml:space="preserve">PPA Speech Therapy can be installed on an iPad as a home-screen app — no App Store account required. Once installed it opens full-screen, looks and feels like a native app, and keeps all your data on the device.</w:t>
+      </w:r>
+    </w:p>
+    <w:p>
+      <w:pPr>
+        <w:spacing w:before="60" w:after="40"/>
+      </w:pPr>
+      <w:r>
+        <w:rPr>
+          <w:rFonts w:ascii="Arial" w:cs="Arial" w:eastAsia="Arial" w:hAnsi="Arial"/>
+          <w:b/>
+          <w:bCs/>
+          <w:color w:val="2D3B36"/>
+          <w:sz w:val="22"/>
+          <w:szCs w:val="22"/>
+        </w:rPr>
+        <w:t xml:space="preserve">What you need</w:t>
+      </w:r>
+    </w:p>
+    <w:p>
+      <w:pPr>
+        <w:spacing w:before="40" w:after="40"/>
+        <w:ind w:left="360"/>
+      </w:pPr>
+      <w:r>
+        <w:rPr>
+          <w:rFonts w:ascii="Arial" w:cs="Arial" w:eastAsia="Arial" w:hAnsi="Arial"/>
+          <w:color w:val="2D3B36"/>
+          <w:sz w:val="22"/>
+          <w:szCs w:val="22"/>
+        </w:rPr>
+        <w:t xml:space="preserve">•  A Mac running the app server (the Mac and iPad must be on the same Wi-Fi network)</w:t>
+      </w:r>
+    </w:p>
+    <w:p>
+      <w:pPr>
+        <w:spacing w:before="40" w:after="40"/>
+        <w:ind w:left="360"/>
+      </w:pPr>
+      <w:r>
+        <w:rPr>
+          <w:rFonts w:ascii="Arial" w:cs="Arial" w:eastAsia="Arial" w:hAnsi="Arial"/>
+          <w:color w:val="2D3B36"/>
+          <w:sz w:val="22"/>
+          <w:szCs w:val="22"/>
+        </w:rPr>
+        <w:t xml:space="preserve">•  An Anthropic API key (from console.anthropic.com)</w:t>
+      </w:r>
+    </w:p>
+    <w:p>
+      <w:pPr>
+        <w:spacing w:before="60" w:after="40"/>
+      </w:pPr>
+      <w:r>
+        <w:rPr>
+          <w:rFonts w:ascii="Arial" w:cs="Arial" w:eastAsia="Arial" w:hAnsi="Arial"/>
+          <w:b/>
+          <w:bCs/>
+          <w:color w:val="2D3B36"/>
+          <w:sz w:val="22"/>
+          <w:szCs w:val="22"/>
+        </w:rPr>
+        <w:t xml:space="preserve">Steps</w:t>
+      </w:r>
+    </w:p>
+    <w:p>
+      <w:pPr>
+        <w:spacing w:before="40" w:after="40"/>
+        <w:ind w:left="360"/>
+      </w:pPr>
+      <w:r>
+        <w:rPr>
+          <w:rFonts w:ascii="Arial" w:cs="Arial" w:eastAsia="Arial" w:hAnsi="Arial"/>
+          <w:color w:val="2D3B36"/>
+          <w:sz w:val="22"/>
+          <w:szCs w:val="22"/>
+        </w:rPr>
+        <w:t xml:space="preserve">1.  On the Mac, open Terminal and run: cd pwa &amp;&amp; npm run dev</w:t>
+      </w:r>
+    </w:p>
+    <w:p>
+      <w:pPr>
+        <w:spacing w:before="40" w:after="40"/>
+        <w:ind w:left="360"/>
+      </w:pPr>
+      <w:r>
+        <w:rPr>
+          <w:rFonts w:ascii="Arial" w:cs="Arial" w:eastAsia="Arial" w:hAnsi="Arial"/>
+          <w:color w:val="2D3B36"/>
+          <w:sz w:val="22"/>
+          <w:szCs w:val="22"/>
+        </w:rPr>
+        <w:t xml:space="preserve">2.  The Terminal shows a Network address, e.g. http://192.168.1.50:5173 — note this address.</w:t>
+      </w:r>
+    </w:p>
+    <w:p>
+      <w:pPr>
+        <w:spacing w:before="40" w:after="40"/>
+        <w:ind w:left="360"/>
+      </w:pPr>
+      <w:r>
+        <w:rPr>
+          <w:rFonts w:ascii="Arial" w:cs="Arial" w:eastAsia="Arial" w:hAnsi="Arial"/>
+          <w:color w:val="2D3B36"/>
+          <w:sz w:val="22"/>
+          <w:szCs w:val="22"/>
+        </w:rPr>
+        <w:t xml:space="preserve">3.  On the iPad, open Safari and type that address into the address bar.</w:t>
+      </w:r>
+    </w:p>
+    <w:p>
+      <w:pPr>
+        <w:spacing w:before="40" w:after="40"/>
+        <w:ind w:left="360"/>
+      </w:pPr>
+      <w:r>
+        <w:rPr>
+          <w:rFonts w:ascii="Arial" w:cs="Arial" w:eastAsia="Arial" w:hAnsi="Arial"/>
+          <w:color w:val="2D3B36"/>
+          <w:sz w:val="22"/>
+          <w:szCs w:val="22"/>
+        </w:rPr>
+        <w:t xml:space="preserve">4.  The first time, a setup screen asks for your Anthropic API key. Enter it and tap Save &amp; Continue. The key is stored on the iPad only.</w:t>
+      </w:r>
+    </w:p>
+    <w:p>
+      <w:pPr>
+        <w:spacing w:before="40" w:after="40"/>
+        <w:ind w:left="360"/>
+      </w:pPr>
+      <w:r>
+        <w:rPr>
+          <w:rFonts w:ascii="Arial" w:cs="Arial" w:eastAsia="Arial" w:hAnsi="Arial"/>
+          <w:color w:val="2D3B36"/>
+          <w:sz w:val="22"/>
+          <w:szCs w:val="22"/>
+        </w:rPr>
+        <w:t xml:space="preserve">5.  To install: in Safari tap the Share button (□↑) then tap Add to Home Screen. Give it a name and tap Add.</w:t>
+      </w:r>
+    </w:p>
+    <w:p>
+      <w:pPr>
+        <w:spacing w:before="40" w:after="80"/>
+        <w:ind w:left="360"/>
+      </w:pPr>
+      <w:r>
+        <w:rPr>
+          <w:rFonts w:ascii="Arial" w:cs="Arial" w:eastAsia="Arial" w:hAnsi="Arial"/>
+          <w:color w:val="2D3B36"/>
+          <w:sz w:val="22"/>
+          <w:szCs w:val="22"/>
+        </w:rPr>
+        <w:t xml:space="preserve">6.  The app now appears on your iPad home screen. Tap it to open full-screen without any browser address bar.</w:t>
+      </w:r>
+    </w:p>
+    <w:tbl>
+      <w:tblPr>
+        <w:tblW w:type="dxa" w:w="9360"/>
+        <w:tblBorders>
+          <w:top w:val="single" w:color="auto" w:sz="4"/>
+          <w:left w:val="single" w:color="auto" w:sz="4"/>
+          <w:bottom w:val="single" w:color="auto" w:sz="4"/>
+          <w:right w:val="single" w:color="auto" w:sz="4"/>
+        </w:tblBorders>
+      </w:tblPr>
+      <w:tblGrid>
+        <w:gridCol w:w="9360"/>
+      </w:tblGrid>
+      <w:tr>
+        <w:tc>
+          <w:tcPr>
+            <w:tcW w:type="dxa" w:w="9360"/>
+            <w:tcBorders>
+              <w:top w:val="single" w:color="B0D4CE" w:sz="4"/>
+              <w:left w:val="single" w:color="B0D4CE" w:sz="4"/>
+              <w:bottom w:val="single" w:color="B0D4CE" w:sz="4"/>
+              <w:right w:val="single" w:color="B0D4CE" w:sz="4"/>
+            </w:tcBorders>
+            <w:shd w:fill="E8F4F2" w:val="clear"/>
+            <w:tcMar>
+              <w:top w:type="dxa" w:w="120"/>
+              <w:left w:type="dxa" w:w="160"/>
+              <w:bottom w:type="dxa" w:w="120"/>
+              <w:right w:type="dxa" w:w="160"/>
+            </w:tcMar>
+          </w:tcPr>
+          <w:p>
+            <w:pPr>
+              <w:spacing w:before="0" w:after="80"/>
+            </w:pPr>
+            <w:r>
+              <w:rPr>
+                <w:rFonts w:ascii="Arial" w:cs="Arial" w:eastAsia="Arial" w:hAnsi="Arial"/>
+                <w:b/>
+                <w:bCs/>
+                <w:color w:val="2D5A54"/>
+                <w:sz w:val="22"/>
+                <w:szCs w:val="22"/>
+              </w:rPr>
+              <w:t xml:space="preserve">⚠️  The Mac must stay on and running while using the iPad app</w:t>
+            </w:r>
+          </w:p>
+          <w:p>
+            <w:pPr>
+              <w:spacing w:before="60" w:after="60"/>
+            </w:pPr>
+            <w:r>
+              <w:rPr>
+                <w:rFonts w:ascii="Arial" w:cs="Arial" w:eastAsia="Arial" w:hAnsi="Arial"/>
+                <w:color w:val="2D3B36"/>
+                <w:sz w:val="22"/>
+                <w:szCs w:val="22"/>
+              </w:rPr>
+              <w:t xml:space="preserve">The app runs on your Mac and the iPad connects to it over Wi-Fi. If the Mac goes to sleep or you close Terminal, the iPad will show a connection error. To keep things running, open System Settings → Lock Screen and set your Mac not to sleep while plugged in.</w:t>
+            </w:r>
+          </w:p>
+        </w:tc>
+      </w:tr>
+    </w:tbl>
+    <w:p>
+      <w:pPr>
+        <w:spacing w:before="0" w:after="120"/>
+      </w:pPr>
+    </w:p>
+    <w:p>
+      <w:pPr>
+        <w:pStyle w:val="Heading2"/>
+        <w:spacing w:before="280" w:after="80"/>
+      </w:pPr>
+      <w:r>
+        <w:rPr>
+          <w:rFonts w:ascii="Arial" w:cs="Arial" w:eastAsia="Arial" w:hAnsi="Arial"/>
+          <w:b/>
+          <w:bCs/>
+          <w:color w:val="4E8B80"/>
+          <w:sz w:val="26"/>
+          <w:szCs w:val="26"/>
+        </w:rPr>
         <w:t xml:space="preserve">Navigating the App</w:t>
       </w:r>
     </w:p>
@@ -5272,6 +5524,68 @@
           <w:color w:val="4E8B80"/>
           <w:sz w:val="26"/>
           <w:szCs w:val="26"/>
+        </w:rPr>
+        <w:t xml:space="preserve">The iPad app shows a connection error</w:t>
+      </w:r>
+    </w:p>
+    <w:p>
+      <w:pPr>
+        <w:spacing w:before="60" w:after="60"/>
+      </w:pPr>
+      <w:r>
+        <w:rPr>
+          <w:rFonts w:ascii="Arial" w:cs="Arial" w:eastAsia="Arial" w:hAnsi="Arial"/>
+          <w:color w:val="2D3B36"/>
+          <w:sz w:val="22"/>
+          <w:szCs w:val="22"/>
+        </w:rPr>
+        <w:t xml:space="preserve">The Mac server has stopped or the Mac has gone to sleep. On the Mac, re-open Terminal, navigate to the pwa/ folder, and run npm run dev again. Then refresh the page on the iPad.</w:t>
+      </w:r>
+    </w:p>
+    <w:p>
+      <w:pPr>
+        <w:pStyle w:val="Heading3"/>
+        <w:spacing w:before="200" w:after="60"/>
+      </w:pPr>
+      <w:r>
+        <w:rPr>
+          <w:rFonts w:ascii="Arial" w:cs="Arial" w:eastAsia="Arial" w:hAnsi="Arial"/>
+          <w:b/>
+          <w:bCs/>
+          <w:color w:val="4E8B80"/>
+          <w:sz w:val="22"/>
+          <w:szCs w:val="22"/>
+        </w:rPr>
+        <w:t xml:space="preserve">The iPad app asks for an API key every time I open it</w:t>
+      </w:r>
+    </w:p>
+    <w:p>
+      <w:pPr>
+        <w:spacing w:before="60" w:after="60"/>
+      </w:pPr>
+      <w:r>
+        <w:rPr>
+          <w:rFonts w:ascii="Arial" w:cs="Arial" w:eastAsia="Arial" w:hAnsi="Arial"/>
+          <w:color w:val="2D3B36"/>
+          <w:sz w:val="22"/>
+          <w:szCs w:val="22"/>
+        </w:rPr>
+        <w:t xml:space="preserve">The API key is stored in Safari’s localStorage. If you clear Safari’s website data (Settings → Safari → Clear History and Website Data) the key is erased and the setup screen appears again. Simply re-enter your key. This does not affect your therapy data if you have a backup.</w:t>
+      </w:r>
+    </w:p>
+    <w:p>
+      <w:pPr>
+        <w:pStyle w:val="Heading3"/>
+        <w:spacing w:before="200" w:after="60"/>
+      </w:pPr>
+      <w:r>
+        <w:rPr>
+          <w:rFonts w:ascii="Arial" w:cs="Arial" w:eastAsia="Arial" w:hAnsi="Arial"/>
+          <w:b/>
+          <w:bCs/>
+          <w:color w:val="4E8B80"/>
+          <w:sz w:val="22"/>
+          <w:szCs w:val="22"/>
         </w:rPr>
         <w:t xml:space="preserve">Dr. Aria is not responding</w:t>
       </w:r>
